--- a/missing_analysis/2000 missing/Missing_Data_Analysis_Report.docx
+++ b/missing_analysis/2000 missing/Missing_Data_Analysis_Report.docx
@@ -63,7 +63,7 @@
           <w:i w:val="0"/>
           <w:sz w:val="20"/>
         </w:rPr>
-        <w:t>Generated: 26 April 2026, 12:19</w:t>
+        <w:t>Generated: 27 April 2026, 03:57</w:t>
       </w:r>
     </w:p>
     <w:p>
@@ -109,7 +109,7 @@
           <w:i w:val="0"/>
           <w:sz w:val="22"/>
         </w:rPr>
-        <w:t>The raw CRVS dataset contained 347,749 birth records across 6 analytical variables. After applying listwise deletion to the regression-relevant variable set, 347,437 records were retained and 312 were dropped (0.09% of the original sample).</w:t>
+        <w:t>The raw CRVS dataset contained 347,749 birth records across 0 analytical variables. After applying listwise deletion to the regression-relevant variable set, 347,437 records were retained and 312 were dropped (0.09% of the original sample).</w:t>
       </w:r>
     </w:p>
     <w:p>
@@ -172,7 +172,7 @@
           <w:rFonts w:ascii="Calibri" w:hAnsi="Calibri"/>
           <w:sz w:val="22"/>
         </w:rPr>
-        <w:t>Low: &lt; 5.0% — listwise deletion safe.</w:t>
+        <w:t>Low: &lt; 5% — listwise deletion safe.</w:t>
       </w:r>
     </w:p>
     <w:p>
@@ -184,7 +184,7 @@
           <w:rFonts w:ascii="Calibri" w:hAnsi="Calibri"/>
           <w:sz w:val="22"/>
         </w:rPr>
-        <w:t>Moderate: 5.0–10.0% — examine pattern.</w:t>
+        <w:t>Moderate: 5–15% — examine pattern.</w:t>
       </w:r>
     </w:p>
     <w:p>
@@ -196,7 +196,7 @@
           <w:rFonts w:ascii="Calibri" w:hAnsi="Calibri"/>
           <w:sz w:val="22"/>
         </w:rPr>
-        <w:t>High: 10.0–20.0% — careful examination required.</w:t>
+        <w:t>High: 15–30% — careful examination required.</w:t>
       </w:r>
     </w:p>
     <w:p>
@@ -208,7 +208,7 @@
           <w:rFonts w:ascii="Calibri" w:hAnsi="Calibri"/>
           <w:sz w:val="22"/>
         </w:rPr>
-        <w:t>Very high: &gt; 20.0% — sensitivity analysis required.</w:t>
+        <w:t>Very high: &gt; 30% — sensitivity analysis required.</w:t>
       </w:r>
     </w:p>
     <w:p>
@@ -383,7 +383,7 @@
                 <w:rFonts w:ascii="Calibri" w:hAnsi="Calibri"/>
                 <w:sz w:val="18"/>
               </w:rPr>
-              <w:t>Birth Order (Parity)</w:t>
+              <w:t>Birth_Order</w:t>
             </w:r>
           </w:p>
         </w:tc>
@@ -447,7 +447,7 @@
                 <w:rFonts w:ascii="Calibri" w:hAnsi="Calibri"/>
                 <w:sz w:val="18"/>
               </w:rPr>
-              <w:t>Low (&lt; 5.0%) — listwise deletion safe</w:t>
+              <w:t>Low (&lt; 5%) — listwise deletion safe</w:t>
             </w:r>
           </w:p>
         </w:tc>
@@ -466,7 +466,7 @@
                 <w:rFonts w:ascii="Calibri" w:hAnsi="Calibri"/>
                 <w:sz w:val="18"/>
               </w:rPr>
-              <w:t>Race of Mother</w:t>
+              <w:t>Race_of_Mother</w:t>
             </w:r>
           </w:p>
         </w:tc>
@@ -534,7 +534,7 @@
                 <w:rFonts w:ascii="Calibri" w:hAnsi="Calibri"/>
                 <w:sz w:val="18"/>
               </w:rPr>
-              <w:t>Low (&lt; 5.0%) — listwise deletion safe</w:t>
+              <w:t>Low (&lt; 5%) — listwise deletion safe</w:t>
             </w:r>
           </w:p>
         </w:tc>
@@ -552,7 +552,683 @@
                 <w:rFonts w:ascii="Calibri" w:hAnsi="Calibri"/>
                 <w:sz w:val="18"/>
               </w:rPr>
-              <w:t>Marital Status</w:t>
+              <w:t>Registered_District</w:t>
+            </w:r>
+          </w:p>
+        </w:tc>
+        <w:tc>
+          <w:tcPr>
+            <w:tcW w:type="dxa" w:w="1814"/>
+            <w:vAlign w:val="center"/>
+          </w:tcPr>
+          <w:p>
+            <w:r/>
+            <w:r>
+              <w:rPr>
+                <w:rFonts w:ascii="Calibri" w:hAnsi="Calibri"/>
+                <w:sz w:val="18"/>
+              </w:rPr>
+              <w:t>0</w:t>
+            </w:r>
+          </w:p>
+        </w:tc>
+        <w:tc>
+          <w:tcPr>
+            <w:tcW w:type="dxa" w:w="1814"/>
+            <w:vAlign w:val="center"/>
+          </w:tcPr>
+          <w:p>
+            <w:r/>
+            <w:r>
+              <w:rPr>
+                <w:rFonts w:ascii="Calibri" w:hAnsi="Calibri"/>
+                <w:sz w:val="18"/>
+              </w:rPr>
+              <w:t>347,749</w:t>
+            </w:r>
+          </w:p>
+        </w:tc>
+        <w:tc>
+          <w:tcPr>
+            <w:tcW w:type="dxa" w:w="1814"/>
+            <w:vAlign w:val="center"/>
+          </w:tcPr>
+          <w:p>
+            <w:r/>
+            <w:r>
+              <w:rPr>
+                <w:rFonts w:ascii="Calibri" w:hAnsi="Calibri"/>
+                <w:sz w:val="18"/>
+              </w:rPr>
+              <w:t>0.00%</w:t>
+            </w:r>
+          </w:p>
+        </w:tc>
+        <w:tc>
+          <w:tcPr>
+            <w:tcW w:type="dxa" w:w="1814"/>
+            <w:vAlign w:val="center"/>
+          </w:tcPr>
+          <w:p>
+            <w:r/>
+            <w:r>
+              <w:rPr>
+                <w:rFonts w:ascii="Calibri" w:hAnsi="Calibri"/>
+                <w:sz w:val="18"/>
+              </w:rPr>
+              <w:t>Complete (0%)</w:t>
+            </w:r>
+          </w:p>
+        </w:tc>
+      </w:tr>
+      <w:tr>
+        <w:tc>
+          <w:tcPr>
+            <w:tcW w:type="dxa" w:w="1814"/>
+            <w:vAlign w:val="center"/>
+            <w:shd w:fill="F2F5F9" w:val="clear"/>
+          </w:tcPr>
+          <w:p>
+            <w:r/>
+            <w:r>
+              <w:rPr>
+                <w:rFonts w:ascii="Calibri" w:hAnsi="Calibri"/>
+                <w:sz w:val="18"/>
+              </w:rPr>
+              <w:t>Birh_Year_2.0</w:t>
+            </w:r>
+          </w:p>
+        </w:tc>
+        <w:tc>
+          <w:tcPr>
+            <w:tcW w:type="dxa" w:w="1814"/>
+            <w:vAlign w:val="center"/>
+            <w:shd w:fill="F2F5F9" w:val="clear"/>
+          </w:tcPr>
+          <w:p>
+            <w:r/>
+            <w:r>
+              <w:rPr>
+                <w:rFonts w:ascii="Calibri" w:hAnsi="Calibri"/>
+                <w:sz w:val="18"/>
+              </w:rPr>
+              <w:t>0</w:t>
+            </w:r>
+          </w:p>
+        </w:tc>
+        <w:tc>
+          <w:tcPr>
+            <w:tcW w:type="dxa" w:w="1814"/>
+            <w:vAlign w:val="center"/>
+            <w:shd w:fill="F2F5F9" w:val="clear"/>
+          </w:tcPr>
+          <w:p>
+            <w:r/>
+            <w:r>
+              <w:rPr>
+                <w:rFonts w:ascii="Calibri" w:hAnsi="Calibri"/>
+                <w:sz w:val="18"/>
+              </w:rPr>
+              <w:t>347,749</w:t>
+            </w:r>
+          </w:p>
+        </w:tc>
+        <w:tc>
+          <w:tcPr>
+            <w:tcW w:type="dxa" w:w="1814"/>
+            <w:vAlign w:val="center"/>
+            <w:shd w:fill="F2F5F9" w:val="clear"/>
+          </w:tcPr>
+          <w:p>
+            <w:r/>
+            <w:r>
+              <w:rPr>
+                <w:rFonts w:ascii="Calibri" w:hAnsi="Calibri"/>
+                <w:sz w:val="18"/>
+              </w:rPr>
+              <w:t>0.00%</w:t>
+            </w:r>
+          </w:p>
+        </w:tc>
+        <w:tc>
+          <w:tcPr>
+            <w:tcW w:type="dxa" w:w="1814"/>
+            <w:vAlign w:val="center"/>
+            <w:shd w:fill="F2F5F9" w:val="clear"/>
+          </w:tcPr>
+          <w:p>
+            <w:r/>
+            <w:r>
+              <w:rPr>
+                <w:rFonts w:ascii="Calibri" w:hAnsi="Calibri"/>
+                <w:sz w:val="18"/>
+              </w:rPr>
+              <w:t>Complete (0%)</w:t>
+            </w:r>
+          </w:p>
+        </w:tc>
+      </w:tr>
+      <w:tr>
+        <w:tc>
+          <w:tcPr>
+            <w:tcW w:type="dxa" w:w="1814"/>
+            <w:vAlign w:val="center"/>
+          </w:tcPr>
+          <w:p>
+            <w:r/>
+            <w:r>
+              <w:rPr>
+                <w:rFonts w:ascii="Calibri" w:hAnsi="Calibri"/>
+                <w:sz w:val="18"/>
+              </w:rPr>
+              <w:t>Registered_Year</w:t>
+            </w:r>
+          </w:p>
+        </w:tc>
+        <w:tc>
+          <w:tcPr>
+            <w:tcW w:type="dxa" w:w="1814"/>
+            <w:vAlign w:val="center"/>
+          </w:tcPr>
+          <w:p>
+            <w:r/>
+            <w:r>
+              <w:rPr>
+                <w:rFonts w:ascii="Calibri" w:hAnsi="Calibri"/>
+                <w:sz w:val="18"/>
+              </w:rPr>
+              <w:t>0</w:t>
+            </w:r>
+          </w:p>
+        </w:tc>
+        <w:tc>
+          <w:tcPr>
+            <w:tcW w:type="dxa" w:w="1814"/>
+            <w:vAlign w:val="center"/>
+          </w:tcPr>
+          <w:p>
+            <w:r/>
+            <w:r>
+              <w:rPr>
+                <w:rFonts w:ascii="Calibri" w:hAnsi="Calibri"/>
+                <w:sz w:val="18"/>
+              </w:rPr>
+              <w:t>347,749</w:t>
+            </w:r>
+          </w:p>
+        </w:tc>
+        <w:tc>
+          <w:tcPr>
+            <w:tcW w:type="dxa" w:w="1814"/>
+            <w:vAlign w:val="center"/>
+          </w:tcPr>
+          <w:p>
+            <w:r/>
+            <w:r>
+              <w:rPr>
+                <w:rFonts w:ascii="Calibri" w:hAnsi="Calibri"/>
+                <w:sz w:val="18"/>
+              </w:rPr>
+              <w:t>0.00%</w:t>
+            </w:r>
+          </w:p>
+        </w:tc>
+        <w:tc>
+          <w:tcPr>
+            <w:tcW w:type="dxa" w:w="1814"/>
+            <w:vAlign w:val="center"/>
+          </w:tcPr>
+          <w:p>
+            <w:r/>
+            <w:r>
+              <w:rPr>
+                <w:rFonts w:ascii="Calibri" w:hAnsi="Calibri"/>
+                <w:sz w:val="18"/>
+              </w:rPr>
+              <w:t>Complete (0%)</w:t>
+            </w:r>
+          </w:p>
+        </w:tc>
+      </w:tr>
+      <w:tr>
+        <w:tc>
+          <w:tcPr>
+            <w:tcW w:type="dxa" w:w="1814"/>
+            <w:vAlign w:val="center"/>
+            <w:shd w:fill="F2F5F9" w:val="clear"/>
+          </w:tcPr>
+          <w:p>
+            <w:r/>
+            <w:r>
+              <w:rPr>
+                <w:rFonts w:ascii="Calibri" w:hAnsi="Calibri"/>
+                <w:sz w:val="18"/>
+              </w:rPr>
+              <w:t>Registered_Month</w:t>
+            </w:r>
+          </w:p>
+        </w:tc>
+        <w:tc>
+          <w:tcPr>
+            <w:tcW w:type="dxa" w:w="1814"/>
+            <w:vAlign w:val="center"/>
+            <w:shd w:fill="F2F5F9" w:val="clear"/>
+          </w:tcPr>
+          <w:p>
+            <w:r/>
+            <w:r>
+              <w:rPr>
+                <w:rFonts w:ascii="Calibri" w:hAnsi="Calibri"/>
+                <w:sz w:val="18"/>
+              </w:rPr>
+              <w:t>0</w:t>
+            </w:r>
+          </w:p>
+        </w:tc>
+        <w:tc>
+          <w:tcPr>
+            <w:tcW w:type="dxa" w:w="1814"/>
+            <w:vAlign w:val="center"/>
+            <w:shd w:fill="F2F5F9" w:val="clear"/>
+          </w:tcPr>
+          <w:p>
+            <w:r/>
+            <w:r>
+              <w:rPr>
+                <w:rFonts w:ascii="Calibri" w:hAnsi="Calibri"/>
+                <w:sz w:val="18"/>
+              </w:rPr>
+              <w:t>347,749</w:t>
+            </w:r>
+          </w:p>
+        </w:tc>
+        <w:tc>
+          <w:tcPr>
+            <w:tcW w:type="dxa" w:w="1814"/>
+            <w:vAlign w:val="center"/>
+            <w:shd w:fill="F2F5F9" w:val="clear"/>
+          </w:tcPr>
+          <w:p>
+            <w:r/>
+            <w:r>
+              <w:rPr>
+                <w:rFonts w:ascii="Calibri" w:hAnsi="Calibri"/>
+                <w:sz w:val="18"/>
+              </w:rPr>
+              <w:t>0.00%</w:t>
+            </w:r>
+          </w:p>
+        </w:tc>
+        <w:tc>
+          <w:tcPr>
+            <w:tcW w:type="dxa" w:w="1814"/>
+            <w:vAlign w:val="center"/>
+            <w:shd w:fill="F2F5F9" w:val="clear"/>
+          </w:tcPr>
+          <w:p>
+            <w:r/>
+            <w:r>
+              <w:rPr>
+                <w:rFonts w:ascii="Calibri" w:hAnsi="Calibri"/>
+                <w:sz w:val="18"/>
+              </w:rPr>
+              <w:t>Complete (0%)</w:t>
+            </w:r>
+          </w:p>
+        </w:tc>
+      </w:tr>
+      <w:tr>
+        <w:tc>
+          <w:tcPr>
+            <w:tcW w:type="dxa" w:w="1814"/>
+            <w:vAlign w:val="center"/>
+          </w:tcPr>
+          <w:p>
+            <w:r/>
+            <w:r>
+              <w:rPr>
+                <w:rFonts w:ascii="Calibri" w:hAnsi="Calibri"/>
+                <w:sz w:val="18"/>
+              </w:rPr>
+              <w:t>Birth_Month</w:t>
+            </w:r>
+          </w:p>
+        </w:tc>
+        <w:tc>
+          <w:tcPr>
+            <w:tcW w:type="dxa" w:w="1814"/>
+            <w:vAlign w:val="center"/>
+          </w:tcPr>
+          <w:p>
+            <w:r/>
+            <w:r>
+              <w:rPr>
+                <w:rFonts w:ascii="Calibri" w:hAnsi="Calibri"/>
+                <w:sz w:val="18"/>
+              </w:rPr>
+              <w:t>0</w:t>
+            </w:r>
+          </w:p>
+        </w:tc>
+        <w:tc>
+          <w:tcPr>
+            <w:tcW w:type="dxa" w:w="1814"/>
+            <w:vAlign w:val="center"/>
+          </w:tcPr>
+          <w:p>
+            <w:r/>
+            <w:r>
+              <w:rPr>
+                <w:rFonts w:ascii="Calibri" w:hAnsi="Calibri"/>
+                <w:sz w:val="18"/>
+              </w:rPr>
+              <w:t>347,749</w:t>
+            </w:r>
+          </w:p>
+        </w:tc>
+        <w:tc>
+          <w:tcPr>
+            <w:tcW w:type="dxa" w:w="1814"/>
+            <w:vAlign w:val="center"/>
+          </w:tcPr>
+          <w:p>
+            <w:r/>
+            <w:r>
+              <w:rPr>
+                <w:rFonts w:ascii="Calibri" w:hAnsi="Calibri"/>
+                <w:sz w:val="18"/>
+              </w:rPr>
+              <w:t>0.00%</w:t>
+            </w:r>
+          </w:p>
+        </w:tc>
+        <w:tc>
+          <w:tcPr>
+            <w:tcW w:type="dxa" w:w="1814"/>
+            <w:vAlign w:val="center"/>
+          </w:tcPr>
+          <w:p>
+            <w:r/>
+            <w:r>
+              <w:rPr>
+                <w:rFonts w:ascii="Calibri" w:hAnsi="Calibri"/>
+                <w:sz w:val="18"/>
+              </w:rPr>
+              <w:t>Complete (0%)</w:t>
+            </w:r>
+          </w:p>
+        </w:tc>
+      </w:tr>
+      <w:tr>
+        <w:tc>
+          <w:tcPr>
+            <w:tcW w:type="dxa" w:w="1814"/>
+            <w:vAlign w:val="center"/>
+            <w:shd w:fill="F2F5F9" w:val="clear"/>
+          </w:tcPr>
+          <w:p>
+            <w:r/>
+            <w:r>
+              <w:rPr>
+                <w:rFonts w:ascii="Calibri" w:hAnsi="Calibri"/>
+                <w:sz w:val="18"/>
+              </w:rPr>
+              <w:t>Birh_Year</w:t>
+            </w:r>
+          </w:p>
+        </w:tc>
+        <w:tc>
+          <w:tcPr>
+            <w:tcW w:type="dxa" w:w="1814"/>
+            <w:vAlign w:val="center"/>
+            <w:shd w:fill="F2F5F9" w:val="clear"/>
+          </w:tcPr>
+          <w:p>
+            <w:r/>
+            <w:r>
+              <w:rPr>
+                <w:rFonts w:ascii="Calibri" w:hAnsi="Calibri"/>
+                <w:sz w:val="18"/>
+              </w:rPr>
+              <w:t>0</w:t>
+            </w:r>
+          </w:p>
+        </w:tc>
+        <w:tc>
+          <w:tcPr>
+            <w:tcW w:type="dxa" w:w="1814"/>
+            <w:vAlign w:val="center"/>
+            <w:shd w:fill="F2F5F9" w:val="clear"/>
+          </w:tcPr>
+          <w:p>
+            <w:r/>
+            <w:r>
+              <w:rPr>
+                <w:rFonts w:ascii="Calibri" w:hAnsi="Calibri"/>
+                <w:sz w:val="18"/>
+              </w:rPr>
+              <w:t>347,749</w:t>
+            </w:r>
+          </w:p>
+        </w:tc>
+        <w:tc>
+          <w:tcPr>
+            <w:tcW w:type="dxa" w:w="1814"/>
+            <w:vAlign w:val="center"/>
+            <w:shd w:fill="F2F5F9" w:val="clear"/>
+          </w:tcPr>
+          <w:p>
+            <w:r/>
+            <w:r>
+              <w:rPr>
+                <w:rFonts w:ascii="Calibri" w:hAnsi="Calibri"/>
+                <w:sz w:val="18"/>
+              </w:rPr>
+              <w:t>0.00%</w:t>
+            </w:r>
+          </w:p>
+        </w:tc>
+        <w:tc>
+          <w:tcPr>
+            <w:tcW w:type="dxa" w:w="1814"/>
+            <w:vAlign w:val="center"/>
+            <w:shd w:fill="F2F5F9" w:val="clear"/>
+          </w:tcPr>
+          <w:p>
+            <w:r/>
+            <w:r>
+              <w:rPr>
+                <w:rFonts w:ascii="Calibri" w:hAnsi="Calibri"/>
+                <w:sz w:val="18"/>
+              </w:rPr>
+              <w:t>Complete (0%)</w:t>
+            </w:r>
+          </w:p>
+        </w:tc>
+      </w:tr>
+      <w:tr>
+        <w:tc>
+          <w:tcPr>
+            <w:tcW w:type="dxa" w:w="1814"/>
+            <w:vAlign w:val="center"/>
+          </w:tcPr>
+          <w:p>
+            <w:r/>
+            <w:r>
+              <w:rPr>
+                <w:rFonts w:ascii="Calibri" w:hAnsi="Calibri"/>
+                <w:sz w:val="18"/>
+              </w:rPr>
+              <w:t>Hospital or Not</w:t>
+            </w:r>
+          </w:p>
+        </w:tc>
+        <w:tc>
+          <w:tcPr>
+            <w:tcW w:type="dxa" w:w="1814"/>
+            <w:vAlign w:val="center"/>
+          </w:tcPr>
+          <w:p>
+            <w:r/>
+            <w:r>
+              <w:rPr>
+                <w:rFonts w:ascii="Calibri" w:hAnsi="Calibri"/>
+                <w:sz w:val="18"/>
+              </w:rPr>
+              <w:t>0</w:t>
+            </w:r>
+          </w:p>
+        </w:tc>
+        <w:tc>
+          <w:tcPr>
+            <w:tcW w:type="dxa" w:w="1814"/>
+            <w:vAlign w:val="center"/>
+          </w:tcPr>
+          <w:p>
+            <w:r/>
+            <w:r>
+              <w:rPr>
+                <w:rFonts w:ascii="Calibri" w:hAnsi="Calibri"/>
+                <w:sz w:val="18"/>
+              </w:rPr>
+              <w:t>347,749</w:t>
+            </w:r>
+          </w:p>
+        </w:tc>
+        <w:tc>
+          <w:tcPr>
+            <w:tcW w:type="dxa" w:w="1814"/>
+            <w:vAlign w:val="center"/>
+          </w:tcPr>
+          <w:p>
+            <w:r/>
+            <w:r>
+              <w:rPr>
+                <w:rFonts w:ascii="Calibri" w:hAnsi="Calibri"/>
+                <w:sz w:val="18"/>
+              </w:rPr>
+              <w:t>0.00%</w:t>
+            </w:r>
+          </w:p>
+        </w:tc>
+        <w:tc>
+          <w:tcPr>
+            <w:tcW w:type="dxa" w:w="1814"/>
+            <w:vAlign w:val="center"/>
+          </w:tcPr>
+          <w:p>
+            <w:r/>
+            <w:r>
+              <w:rPr>
+                <w:rFonts w:ascii="Calibri" w:hAnsi="Calibri"/>
+                <w:sz w:val="18"/>
+              </w:rPr>
+              <w:t>Complete (0%)</w:t>
+            </w:r>
+          </w:p>
+        </w:tc>
+      </w:tr>
+      <w:tr>
+        <w:tc>
+          <w:tcPr>
+            <w:tcW w:type="dxa" w:w="1814"/>
+            <w:vAlign w:val="center"/>
+            <w:shd w:fill="F2F5F9" w:val="clear"/>
+          </w:tcPr>
+          <w:p>
+            <w:r/>
+            <w:r>
+              <w:rPr>
+                <w:rFonts w:ascii="Calibri" w:hAnsi="Calibri"/>
+                <w:sz w:val="18"/>
+              </w:rPr>
+              <w:t>Gender</w:t>
+            </w:r>
+          </w:p>
+        </w:tc>
+        <w:tc>
+          <w:tcPr>
+            <w:tcW w:type="dxa" w:w="1814"/>
+            <w:vAlign w:val="center"/>
+            <w:shd w:fill="F2F5F9" w:val="clear"/>
+          </w:tcPr>
+          <w:p>
+            <w:r/>
+            <w:r>
+              <w:rPr>
+                <w:rFonts w:ascii="Calibri" w:hAnsi="Calibri"/>
+                <w:sz w:val="18"/>
+              </w:rPr>
+              <w:t>0</w:t>
+            </w:r>
+          </w:p>
+        </w:tc>
+        <w:tc>
+          <w:tcPr>
+            <w:tcW w:type="dxa" w:w="1814"/>
+            <w:vAlign w:val="center"/>
+            <w:shd w:fill="F2F5F9" w:val="clear"/>
+          </w:tcPr>
+          <w:p>
+            <w:r/>
+            <w:r>
+              <w:rPr>
+                <w:rFonts w:ascii="Calibri" w:hAnsi="Calibri"/>
+                <w:sz w:val="18"/>
+              </w:rPr>
+              <w:t>347,749</w:t>
+            </w:r>
+          </w:p>
+        </w:tc>
+        <w:tc>
+          <w:tcPr>
+            <w:tcW w:type="dxa" w:w="1814"/>
+            <w:vAlign w:val="center"/>
+            <w:shd w:fill="F2F5F9" w:val="clear"/>
+          </w:tcPr>
+          <w:p>
+            <w:r/>
+            <w:r>
+              <w:rPr>
+                <w:rFonts w:ascii="Calibri" w:hAnsi="Calibri"/>
+                <w:sz w:val="18"/>
+              </w:rPr>
+              <w:t>0.00%</w:t>
+            </w:r>
+          </w:p>
+        </w:tc>
+        <w:tc>
+          <w:tcPr>
+            <w:tcW w:type="dxa" w:w="1814"/>
+            <w:vAlign w:val="center"/>
+            <w:shd w:fill="F2F5F9" w:val="clear"/>
+          </w:tcPr>
+          <w:p>
+            <w:r/>
+            <w:r>
+              <w:rPr>
+                <w:rFonts w:ascii="Calibri" w:hAnsi="Calibri"/>
+                <w:sz w:val="18"/>
+              </w:rPr>
+              <w:t>Complete (0%)</w:t>
+            </w:r>
+          </w:p>
+        </w:tc>
+      </w:tr>
+      <w:tr>
+        <w:tc>
+          <w:tcPr>
+            <w:tcW w:type="dxa" w:w="1814"/>
+            <w:vAlign w:val="center"/>
+          </w:tcPr>
+          <w:p>
+            <w:r/>
+            <w:r>
+              <w:rPr>
+                <w:rFonts w:ascii="Calibri" w:hAnsi="Calibri"/>
+                <w:sz w:val="18"/>
+              </w:rPr>
+              <w:t>Birth_Order 2.0</w:t>
             </w:r>
           </w:p>
         </w:tc>
@@ -721,7 +1397,7 @@
                 <w:rFonts w:ascii="Calibri" w:hAnsi="Calibri"/>
                 <w:sz w:val="18"/>
               </w:rPr>
-              <w:t>Sex of Child</w:t>
+              <w:t>Marital_Status</w:t>
             </w:r>
           </w:p>
         </w:tc>
@@ -804,7 +1480,7 @@
                 <w:rFonts w:ascii="Calibri" w:hAnsi="Calibri"/>
                 <w:sz w:val="18"/>
               </w:rPr>
-              <w:t>Place of Delivery</w:t>
+              <w:t>District_of_Mother</w:t>
             </w:r>
           </w:p>
         </w:tc>
@@ -895,7 +1571,7 @@
       <w:r>
         <w:drawing>
           <wp:inline xmlns:a="http://schemas.openxmlformats.org/drawingml/2006/main" xmlns:pic="http://schemas.openxmlformats.org/drawingml/2006/picture">
-            <wp:extent cx="5580000" cy="2269831"/>
+            <wp:extent cx="5580000" cy="2884576"/>
             <wp:docPr id="1" name="Picture 1"/>
             <wp:cNvGraphicFramePr>
               <a:graphicFrameLocks noChangeAspect="1"/>
@@ -916,7 +1592,7 @@
                   <pic:spPr>
                     <a:xfrm>
                       <a:off x="0" y="0"/>
-                      <a:ext cx="5580000" cy="2269831"/>
+                      <a:ext cx="5580000" cy="2884576"/>
                     </a:xfrm>
                     <a:prstGeom prst="rect"/>
                   </pic:spPr>
@@ -1142,7 +1818,7 @@
                 <w:rFonts w:ascii="Calibri" w:hAnsi="Calibri"/>
                 <w:sz w:val="18"/>
               </w:rPr>
-              <w:t>000000</w:t>
+              <w:t>FalseFalseFalseFalseFalseFalseFalseFalseFalseFalseFalseFals…</w:t>
             </w:r>
           </w:p>
         </w:tc>
@@ -1209,7 +1885,7 @@
                 <w:rFonts w:ascii="Calibri" w:hAnsi="Calibri"/>
                 <w:sz w:val="18"/>
               </w:rPr>
-              <w:t>000001</w:t>
+              <w:t>FalseFalseFalseFalseFalseFalseFalseFalseFalseTrueFalseFalse…</w:t>
             </w:r>
           </w:p>
         </w:tc>
@@ -1260,7 +1936,7 @@
                 <w:rFonts w:ascii="Calibri" w:hAnsi="Calibri"/>
                 <w:sz w:val="18"/>
               </w:rPr>
-              <w:t>Birth Order (Parity)</w:t>
+              <w:t>COMPLETE — no variables missing</w:t>
             </w:r>
           </w:p>
         </w:tc>
@@ -1278,7 +1954,7 @@
                 <w:rFonts w:ascii="Calibri" w:hAnsi="Calibri"/>
                 <w:sz w:val="18"/>
               </w:rPr>
-              <w:t>001000</w:t>
+              <w:t>FalseFalseFalseFalseFalseFalseFalseFalseFalseFalseFalseFals…</w:t>
             </w:r>
           </w:p>
         </w:tc>
@@ -1326,7 +2002,7 @@
                 <w:rFonts w:ascii="Calibri" w:hAnsi="Calibri"/>
                 <w:sz w:val="18"/>
               </w:rPr>
-              <w:t>Race of Mother</w:t>
+              <w:t>COMPLETE — no variables missing</w:t>
             </w:r>
           </w:p>
         </w:tc>
@@ -1728,7 +2404,7 @@
                 <w:rFonts w:ascii="Calibri" w:hAnsi="Calibri"/>
                 <w:sz w:val="18"/>
               </w:rPr>
-              <w:t>Birth Order (Parity)</w:t>
+              <w:t>Birth_Order</w:t>
             </w:r>
           </w:p>
         </w:tc>
@@ -1744,7 +2420,7 @@
                 <w:rFonts w:ascii="Calibri" w:hAnsi="Calibri"/>
                 <w:sz w:val="18"/>
               </w:rPr>
-              <w:t>Marital Status</w:t>
+              <w:t>Marital_Status</w:t>
             </w:r>
           </w:p>
         </w:tc>
@@ -1859,7 +2535,7 @@
                 <w:rFonts w:ascii="Calibri" w:hAnsi="Calibri"/>
                 <w:sz w:val="18"/>
               </w:rPr>
-              <w:t>Birth Order (Parity)</w:t>
+              <w:t>Birth_Order</w:t>
             </w:r>
           </w:p>
         </w:tc>
@@ -1876,7 +2552,7 @@
                 <w:rFonts w:ascii="Calibri" w:hAnsi="Calibri"/>
                 <w:sz w:val="18"/>
               </w:rPr>
-              <w:t>Race of Mother</w:t>
+              <w:t>Race_of_Mother</w:t>
             </w:r>
           </w:p>
         </w:tc>
@@ -1996,7 +2672,7 @@
                 <w:rFonts w:ascii="Calibri" w:hAnsi="Calibri"/>
                 <w:sz w:val="18"/>
               </w:rPr>
-              <w:t>Birth Order (Parity)</w:t>
+              <w:t>Birth_Order</w:t>
             </w:r>
           </w:p>
         </w:tc>
@@ -2012,7 +2688,7 @@
                 <w:rFonts w:ascii="Calibri" w:hAnsi="Calibri"/>
                 <w:sz w:val="18"/>
               </w:rPr>
-              <w:t>Sex of Child</w:t>
+              <w:t>Gender</w:t>
             </w:r>
           </w:p>
         </w:tc>
@@ -2127,7 +2803,7 @@
                 <w:rFonts w:ascii="Calibri" w:hAnsi="Calibri"/>
                 <w:sz w:val="18"/>
               </w:rPr>
-              <w:t>Birth Order (Parity)</w:t>
+              <w:t>Birth_Order</w:t>
             </w:r>
           </w:p>
         </w:tc>
@@ -2144,7 +2820,7 @@
                 <w:rFonts w:ascii="Calibri" w:hAnsi="Calibri"/>
                 <w:sz w:val="18"/>
               </w:rPr>
-              <w:t>Place of Delivery</w:t>
+              <w:t>Hospital or Not</w:t>
             </w:r>
           </w:p>
         </w:tc>
@@ -2264,7 +2940,7 @@
                 <w:rFonts w:ascii="Calibri" w:hAnsi="Calibri"/>
                 <w:sz w:val="18"/>
               </w:rPr>
-              <w:t>Birth Order (Parity)</w:t>
+              <w:t>Birth_Order</w:t>
             </w:r>
           </w:p>
         </w:tc>
@@ -2395,7 +3071,7 @@
                 <w:rFonts w:ascii="Calibri" w:hAnsi="Calibri"/>
                 <w:sz w:val="18"/>
               </w:rPr>
-              <w:t>Race of Mother</w:t>
+              <w:t>Race_of_Mother</w:t>
             </w:r>
           </w:p>
         </w:tc>
@@ -2412,7 +3088,7 @@
                 <w:rFonts w:ascii="Calibri" w:hAnsi="Calibri"/>
                 <w:sz w:val="18"/>
               </w:rPr>
-              <w:t>Marital Status</w:t>
+              <w:t>Marital_Status</w:t>
             </w:r>
           </w:p>
         </w:tc>
@@ -2532,7 +3208,7 @@
                 <w:rFonts w:ascii="Calibri" w:hAnsi="Calibri"/>
                 <w:sz w:val="18"/>
               </w:rPr>
-              <w:t>Race of Mother</w:t>
+              <w:t>Race_of_Mother</w:t>
             </w:r>
           </w:p>
         </w:tc>
@@ -2548,7 +3224,7 @@
                 <w:rFonts w:ascii="Calibri" w:hAnsi="Calibri"/>
                 <w:sz w:val="18"/>
               </w:rPr>
-              <w:t>Sex of Child</w:t>
+              <w:t>Gender</w:t>
             </w:r>
           </w:p>
         </w:tc>
@@ -2663,7 +3339,7 @@
                 <w:rFonts w:ascii="Calibri" w:hAnsi="Calibri"/>
                 <w:sz w:val="18"/>
               </w:rPr>
-              <w:t>Race of Mother</w:t>
+              <w:t>Race_of_Mother</w:t>
             </w:r>
           </w:p>
         </w:tc>
@@ -2680,7 +3356,7 @@
                 <w:rFonts w:ascii="Calibri" w:hAnsi="Calibri"/>
                 <w:sz w:val="18"/>
               </w:rPr>
-              <w:t>Place of Delivery</w:t>
+              <w:t>Hospital or Not</w:t>
             </w:r>
           </w:p>
         </w:tc>
@@ -2800,7 +3476,7 @@
                 <w:rFonts w:ascii="Calibri" w:hAnsi="Calibri"/>
                 <w:sz w:val="18"/>
               </w:rPr>
-              <w:t>Race of Mother</w:t>
+              <w:t>Race_of_Mother</w:t>
             </w:r>
           </w:p>
         </w:tc>
@@ -2816,7 +3492,7 @@
                 <w:rFonts w:ascii="Calibri" w:hAnsi="Calibri"/>
                 <w:sz w:val="18"/>
               </w:rPr>
-              <w:t>Birth Order (Parity)</w:t>
+              <w:t>Birth_Order</w:t>
             </w:r>
           </w:p>
         </w:tc>
@@ -2931,7 +3607,7 @@
                 <w:rFonts w:ascii="Calibri" w:hAnsi="Calibri"/>
                 <w:sz w:val="18"/>
               </w:rPr>
-              <w:t>Race of Mother</w:t>
+              <w:t>Race_of_Mother</w:t>
             </w:r>
           </w:p>
         </w:tc>
@@ -3597,7 +4273,7 @@
                 <w:rFonts w:ascii="Calibri" w:hAnsi="Calibri"/>
                 <w:sz w:val="18"/>
               </w:rPr>
-              <w:t>Marital Status</w:t>
+              <w:t>Marital_Status</w:t>
             </w:r>
           </w:p>
         </w:tc>
@@ -3751,7 +4427,7 @@
                 <w:rFonts w:ascii="Calibri" w:hAnsi="Calibri"/>
                 <w:sz w:val="18"/>
               </w:rPr>
-              <w:t>Race of Mother</w:t>
+              <w:t>Race_of_Mother</w:t>
             </w:r>
           </w:p>
         </w:tc>
@@ -3898,7 +4574,7 @@
                 <w:rFonts w:ascii="Calibri" w:hAnsi="Calibri"/>
                 <w:sz w:val="18"/>
               </w:rPr>
-              <w:t>Sex of Child</w:t>
+              <w:t>Gender</w:t>
             </w:r>
           </w:p>
         </w:tc>
@@ -4052,7 +4728,7 @@
                 <w:rFonts w:ascii="Calibri" w:hAnsi="Calibri"/>
                 <w:sz w:val="18"/>
               </w:rPr>
-              <w:t>Place of Delivery</w:t>
+              <w:t>Hospital or Not</w:t>
             </w:r>
           </w:p>
         </w:tc>
@@ -4199,7 +4875,7 @@
                 <w:rFonts w:ascii="Calibri" w:hAnsi="Calibri"/>
                 <w:sz w:val="18"/>
               </w:rPr>
-              <w:t>Birth Order (Parity)</w:t>
+              <w:t>Birth_Order</w:t>
             </w:r>
           </w:p>
         </w:tc>
@@ -4492,7 +5168,7 @@
           <w:rFonts w:ascii="Calibri" w:hAnsi="Calibri"/>
           <w:sz w:val="22"/>
         </w:rPr>
-        <w:t>Variables with low missingness (&lt; 5.0%): Birth Order (Parity), Race of Mother, Marital Status, Age of Mother, Sex of Child, Place of Delivery.</w:t>
+        <w:t>Variables with low missingness (&lt; 5%): Birth_Order, Race_of_Mother, Registered_District, Birh_Year_2.0, Registered_Year, Registered_Month, Birth_Month, Birh_Year, Hospital or Not, Gender, Birth_Order 2.0, Age of Mother, Marital_Status, District_of_Mother.</w:t>
       </w:r>
     </w:p>
     <w:p>
